--- a/preregistration/package/00_protocol/Validation_Protocol_PreReg_v0.12.docx
+++ b/preregistration/package/00_protocol/Validation_Protocol_PreReg_v0.12.docx
@@ -1492,7 +1492,7 @@
         <w:rPr/>
       </w:pPr>
       <w:r>
-        <w:t>Pilot-driven instrument changes have been resolved and documented in the instrument-change log. The formal instrument will not be frozen or used for coding until the current candidate has passed fresh live REDCap runtime QA. The GPT-5.5 comparison used for the model-direction check currently relies on the provisional 1,309-row pre-collapse snapshot and must be reverified against the canonical 1,308-row artefact when it is recovered.</w:t>
+        <w:t>Pilot-driven instrument changes have been resolved and documented in the instrument-change log. The formal instrument will not be frozen or used for coding until the current candidate has passed fresh live REDCap runtime QA. The model-direction check was reverified against the frozen canonical 1,308-row GPT-5.5 artefact before preregistration.</w:t>
       </w:r>
     </w:p>
     <w:p ns1:paraId="00000061">
